--- a/spa/docx/49.content.docx
+++ b/spa/docx/49.content.docx
@@ -11,6 +11,15 @@
         <w:pStyle w:val="Heading2"/>
       </w:pPr>
       <w:r>
+        <w:t>Resource: Notas de Estudio (Tyndale)</w:t>
+      </w:r>
+      <w:r/>
+    </w:p>
+    <w:p>
+      <w:pPr>
+        <w:pStyle w:val="Heading2"/>
+      </w:pPr>
+      <w:r>
         <w:t>License Information</w:t>
       </w:r>
       <w:r/>
@@ -21,7 +30,7 @@
         <w:rPr>
           <w:b/>
         </w:rPr>
-        <w:t>Study Notes (Tyndale)</w:t>
+        <w:t>Notas de Estudio (Tyndale)</w:t>
       </w:r>
       <w:r>
         <w:t xml:space="preserve"> (Spanish) is based on</w:t>
@@ -74,7 +83,7 @@
         <w:pStyle w:val="Heading1"/>
       </w:pPr>
       <w:r>
-        <w:t>Study Notes (Tyndale)</w:t>
+        <w:t>Notas de Estudio (Tyndale)</w:t>
       </w:r>
     </w:p>
     <w:p>
@@ -83,6 +92,51 @@
           <w:headerReference w:type="even" r:id="rId8"/>
           <w:headerReference w:type="default" r:id="rId9"/>
           <w:footerReference w:type="default" r:id="rId10"/>
+          <w:footnotePr>
+            <w:numRestart w:val="eachSect"/>
+          </w:footnotePr>
+          <w:type w:val="continuous"/>
+          <w:pgSz w:w="12240" w:h="15840" w:code="1"/>
+          <w:pgMar w:top="1440" w:right="1440" w:bottom="1440" w:left="1440" w:header="504" w:footer="504" w:gutter="0"/>
+          <w:cols w:space="708"/>
+          <w:titlePg/>
+          <w:docGrid w:linePitch="360"/>
+        </w:sectPr>
+      </w:pPr>
+    </w:p>
+    <w:p>
+      <w:r/>
+    </w:p>
+    <w:p>
+      <w:pPr>
+        <w:pStyle w:val="Heading2"/>
+      </w:pPr>
+      <w:r>
+        <w:t>EPH</w:t>
+      </w:r>
+      <w:r/>
+    </w:p>
+    <w:p>
+      <w:r/>
+      <w:r>
+        <w:rPr>
+          <w:i/>
+        </w:rPr>
+        <w:t>Efesios 1:1, Efesios 1:1–2, Efesios 1:2, Efesios 1:3, Efesios 1:3–14, Efesios 1:3–3.21, Efesios 1:4, Efesios 1:5, Efesios 1:6, Efesios 1:7, Efesios 1:8–10, Efesios 1:11, Efesios 1:12–13, Efesios 1:13, Efesios 1:14, Efesios 1:15, Efesios 1:15–23, Efesios 1:17, Efesios 1:18, Efesios 1:19–20, Efesios 1:21, Efesios 1:22, Efesios 1:23, Efesios 2:1–3, Efesios 2:1–10, Efesios 2:2, Efesios 2:3, Efesios 2:4–10, Efesios 2:5, Efesios 2:6, Efesios 2:7, Efesios 2:8–9, Efesios 2:10, Efesios 2:11, Efesios 2:11–22, Efesios 2:12, Efesios 2:13, Efesios 2:14, Efesios 2:15, Efesios 2:16, Efesios 2:17, Efesios 2:18, Efesios 2:19, Efesios 2:20, Efesios 2:21, Efesios 3:1, Efesios 3:1–13, Efesios 3:2–13, Efesios 3:3, Efesios 3:5, Efesios 3:6, Efesios 3:7, Efesios 3:8, Efesios 3:10, Efesios 3:12, Efesios 3:13, Efesios 3:14, Efesios 3:14–21, Efesios 3:15–16, Efesios 3:17, Efesios 3:18, Efesios 3:19, Efesios 3:20, Efesios 3:20–21, Efesios 3:21, Efesios 4:1, Efesios 4:1–6, Efesios 4:1–6.20, Efesios 4:2, Efesios 4:3, Efesios 4:4–6, Efesios 4:7, Efesios 4:7–16, Efesios 4:8, Efesios 4:9–10, Efesios 4:11, Efesios 4:12, Efesios 4:13, Efesios 4:14, Efesios 4:16, Efesios 4:17, Efesios 4:17–5.20, Efesios 4:18, Efesios 4:19, Efesios 4:20–24, Efesios 4:24, Efesios 4:25, Efesios 4:26–27, Efesios 4:28, Efesios 4:29, Efesios 4:30, Efesios 4:32, Efesios 5:1, Efesios 5:2, Efesios 5:3–5, Efesios 5:4, Efesios 5:5, Efesios 5:6, Efesios 5:7, Efesios 5:8, Efesios 5:9, Efesios 5:10, Efesios 5:11, Efesios 5:13–14, Efesios 5:15, Efesios 5:16, Efesios 5:18, Efesios 5:19–20, Efesios 5:21, Efesios 5:21–6.9, Efesios 5:22, Efesios 5:22–33, Efesios 5:23–24, Efesios 5:25–33, Efesios 5:26, Efesios 5:27, Efesios 5:28–29, Efesios 5:31, Efesios 5:32, Efesios 5:33, Efesios 6:1–4, Efesios 6:2–3, Efesios 6:4, Efesios 6:5, Efesios 6:5–9, Efesios 6:6–7, Efesios 6:8, Efesios 6:9, Efesios 6:10–20, Efesios 6:11, Efesios 6:12, Efesios 6:13, Efesios 6:14, Efesios 6:14–17, Efesios 6:15, Efesios 6:16, Efesios 6:17, Efesios 6:18, Efesios 6:19–20, Efesios 6:21–24, Efesios 6:23–24</w:t>
+      </w:r>
+      <w:r/>
+    </w:p>
+    <w:p>
+      <w:r/>
+      <w:r>
+        <w:t xml:space="preserve"> </w:t>
+      </w:r>
+      <w:r/>
+      <w:r/>
+    </w:p>
+    <w:p>
+      <w:pPr>
+        <w:sectPr>
           <w:footnotePr>
             <w:numRestart w:val="eachSect"/>
           </w:footnotePr>

--- a/spa/docx/49.content.docx
+++ b/spa/docx/49.content.docx
@@ -163,13 +163,6 @@
         <w:rPr>
           <w:lang w:val="es_ES" w:bidi="es_ES"/>
         </w:rPr>
-      </w:r>
-      <w:r>
-        <w:rPr>
-          <w:i/>
-          <w:lang w:val="es_ES" w:bidi="es_ES"/>
-        </w:rPr>
-        <w:t>Efesios 1:1, Efesios 1:1–2, Efesios 1:2, Efesios 1:3, Efesios 1:3–14, Efesios 1:3–3.21, Efesios 1:4, Efesios 1:5, Efesios 1:6, Efesios 1:7, Efesios 1:8–10, Efesios 1:11, Efesios 1:12–13, Efesios 1:13, Efesios 1:14, Efesios 1:15, Efesios 1:15–23, Efesios 1:17, Efesios 1:18, Efesios 1:19–20, Efesios 1:21, Efesios 1:22, Efesios 1:23, Efesios 2:1–3, Efesios 2:1–10, Efesios 2:2, Efesios 2:3, Efesios 2:4–10, Efesios 2:5, Efesios 2:6, Efesios 2:7, Efesios 2:8–9, Efesios 2:10, Efesios 2:11, Efesios 2:11–22, Efesios 2:12, Efesios 2:13, Efesios 2:14, Efesios 2:15, Efesios 2:16, Efesios 2:17, Efesios 2:18, Efesios 2:19, Efesios 2:20, Efesios 2:21, Efesios 3:1, Efesios 3:1–13, Efesios 3:2–13, Efesios 3:3, Efesios 3:5, Efesios 3:6, Efesios 3:7, Efesios 3:8, Efesios 3:10, Efesios 3:12, Efesios 3:13, Efesios 3:14, Efesios 3:14–21, Efesios 3:15–16, Efesios 3:17, Efesios 3:18, Efesios 3:19, Efesios 3:20, Efesios 3:20–21, Efesios 3:21, Efesios 4:1, Efesios 4:1–6, Efesios 4:1–6.20, Efesios 4:2, Efesios 4:3, Efesios 4:4–6, Efesios 4:7, Efesios 4:7–16, Efesios 4:8, Efesios 4:9–10, Efesios 4:11, Efesios 4:12, Efesios 4:13, Efesios 4:14, Efesios 4:16, Efesios 4:17, Efesios 4:17–5.20, Efesios 4:18, Efesios 4:19, Efesios 4:20–24, Efesios 4:24, Efesios 4:25, Efesios 4:26–27, Efesios 4:28, Efesios 4:29, Efesios 4:30, Efesios 4:32, Efesios 5:1, Efesios 5:2, Efesios 5:3–5, Efesios 5:4, Efesios 5:5, Efesios 5:6, Efesios 5:7, Efesios 5:8, Efesios 5:9, Efesios 5:10, Efesios 5:11, Efesios 5:13–14, Efesios 5:15, Efesios 5:16, Efesios 5:18, Efesios 5:19–20, Efesios 5:21, Efesios 5:21–6.9, Efesios 5:22, Efesios 5:22–33, Efesios 5:23–24, Efesios 5:25–33, Efesios 5:26, Efesios 5:27, Efesios 5:28–29, Efesios 5:31, Efesios 5:32, Efesios 5:33, Efesios 6:1–4, Efesios 6:2–3, Efesios 6:4, Efesios 6:5, Efesios 6:5–9, Efesios 6:6–7, Efesios 6:8, Efesios 6:9, Efesios 6:10–20, Efesios 6:11, Efesios 6:12, Efesios 6:13, Efesios 6:14, Efesios 6:14–17, Efesios 6:15, Efesios 6:16, Efesios 6:17, Efesios 6:18, Efesios 6:19–20, Efesios 6:21–24, Efesios 6:23–24</w:t>
       </w:r>
       <w:r>
         <w:rPr>

--- a/spa/docx/49.content.docx
+++ b/spa/docx/49.content.docx
@@ -150,19 +150,6 @@
           <w:lang w:val="es_ES" w:bidi="es_ES"/>
         </w:rPr>
         <w:t>EPH</w:t>
-      </w:r>
-      <w:r>
-        <w:rPr>
-          <w:lang w:val="es_ES" w:bidi="es_ES"/>
-        </w:rPr>
-      </w:r>
-    </w:p>
-    <w:p>
-      <w:pPr/>
-      <w:r>
-        <w:rPr>
-          <w:lang w:val="es_ES" w:bidi="es_ES"/>
-        </w:rPr>
       </w:r>
       <w:r>
         <w:rPr>

--- a/spa/docx/49.content.docx
+++ b/spa/docx/49.content.docx
@@ -19,7 +19,7 @@
         <w:rPr>
           <w:lang w:val="es_ES" w:bidi="es_ES"/>
         </w:rPr>
-        <w:t>Resource: Notas de Estudio (Tyndale)</w:t>
+        <w:t>Resource: Tyndale Open Study Notes</w:t>
       </w:r>
       <w:r>
         <w:rPr>
@@ -112,7 +112,7 @@
         <w:rPr>
           <w:lang w:val="es_ES" w:bidi="es_ES"/>
         </w:rPr>
-        <w:t>Notas de Estudio (Tyndale)</w:t>
+        <w:t>Tyndale Open Study Notes</w:t>
       </w:r>
     </w:p>
     <w:p>

--- a/spa/docx/49.content.docx
+++ b/spa/docx/49.content.docx
@@ -19,7 +19,7 @@
         <w:rPr>
           <w:lang w:val="es_ES" w:bidi="es_ES"/>
         </w:rPr>
-        <w:t>Resource: Tyndale Open Study Notes</w:t>
+        <w:t>Resource: Aquifer Open Study Notes</w:t>
       </w:r>
       <w:r>
         <w:rPr>
@@ -112,7 +112,7 @@
         <w:rPr>
           <w:lang w:val="es_ES" w:bidi="es_ES"/>
         </w:rPr>
-        <w:t>Tyndale Open Study Notes</w:t>
+        <w:t>Aquifer Open Study Notes</w:t>
       </w:r>
     </w:p>
     <w:p>
